--- a/sources/veille/2026-08-05_veille_SERAFIN-PH.docx
+++ b/sources/veille/2026-08-05_veille_SERAFIN-PH.docx
@@ -1299,7 +1299,28 @@
           <w:sz w:val="22"/>
           <w:szCs w:val="22"/>
         </w:rPr>
-        <w:t xml:space="preserve">Les sources consultées (handicap.gouv.fr, cnsa.fr) n'affichent aucune publication nouvelle datée dans cette fenêtre. La dernière publication majeure récupérée est la 14e réunion du comité stratégique (27/03/2026). L'ATIH n'a pas pu être lue (⛔).</w:t>
+        <w:t xml:space="preserve">Les sources consultées (handicap.gouv.fr, </w:t>
+      </w:r>
+      <w:hyperlink w:history="1" r:id="rIdcnsa_page2026">
+        <w:r>
+          <w:rPr>
+            <w:rFonts w:ascii="Calibri" w:cs="Calibri" w:eastAsia="Calibri" w:hAnsi="Calibri"/>
+            <w:sz w:val="22"/>
+            <w:szCs w:val="22"/>
+            <w:color w:val="1155CC"/>
+            <w:u w:val="single"/>
+          </w:rPr>
+          <w:t xml:space="preserve">cnsa.fr</w:t>
+        </w:r>
+      </w:hyperlink>
+      <w:r>
+        <w:rPr>
+          <w:rFonts w:ascii="Calibri" w:cs="Calibri" w:eastAsia="Calibri" w:hAnsi="Calibri"/>
+          <w:color w:val="1F2937"/>
+          <w:sz w:val="22"/>
+          <w:szCs w:val="22"/>
+        </w:rPr>
+        <w:t xml:space="preserve">) n'affichent aucune publication nouvelle datée dans cette fenêtre. La dernière publication majeure récupérée est la 14e réunion du comité stratégique (27/03/2026). L'ATIH n'a pas pu être lue (⛔).</w:t>
       </w:r>
     </w:p>
     <w:p>
@@ -1512,7 +1533,28 @@
           <w:sz w:val="22"/>
           <w:szCs w:val="22"/>
         </w:rPr>
-        <w:t xml:space="preserve">Décret publié au Journal officiel le 13 mai 2026 (Legifrance, JORFTEXT000054103861).</w:t>
+        <w:t xml:space="preserve">Décret du 13 mai 2026, publié au Journal officiel le 16 mai 2026 (Légifrance, JORFTEXT000054103861 — </w:t>
+      </w:r>
+      <w:hyperlink w:history="1" r:id="rIdlegi2026">
+        <w:r>
+          <w:rPr>
+            <w:rFonts w:ascii="Calibri" w:cs="Calibri" w:eastAsia="Calibri" w:hAnsi="Calibri"/>
+            <w:sz w:val="22"/>
+            <w:szCs w:val="22"/>
+            <w:color w:val="1155CC"/>
+            <w:u w:val="single"/>
+          </w:rPr>
+          <w:t xml:space="preserve">legifrance.gouv.fr</w:t>
+        </w:r>
+      </w:hyperlink>
+      <w:r>
+        <w:rPr>
+          <w:rFonts w:ascii="Calibri" w:cs="Calibri" w:eastAsia="Calibri" w:hAnsi="Calibri"/>
+          <w:color w:val="1F2937"/>
+          <w:sz w:val="22"/>
+          <w:szCs w:val="22"/>
+        </w:rPr>
+        <w:t xml:space="preserve">, lié le 12/09/2026 ; la note écrivait « publié au Journal officiel le 13 mai », qui est la date de l'acte).</w:t>
       </w:r>
     </w:p>
     <w:p>
@@ -1550,7 +1592,49 @@
           <w:sz w:val="22"/>
           <w:szCs w:val="22"/>
         </w:rPr>
-        <w:t xml:space="preserve">Source : CNSA — page principale SERAFIN-PH (consultée le 05/08/2026). Source primaire : Legifrance — URL non testée directement, réf. fournie par CNSA.</w:t>
+        <w:t xml:space="preserve">Source : CNSA — page principale SERAFIN-PH, </w:t>
+      </w:r>
+      <w:hyperlink w:history="1" r:id="rIdcnsa_page2026">
+        <w:r>
+          <w:rPr>
+            <w:rFonts w:ascii="Calibri" w:cs="Calibri" w:eastAsia="Calibri" w:hAnsi="Calibri"/>
+            <w:sz w:val="22"/>
+            <w:szCs w:val="22"/>
+            <w:color w:val="1155CC"/>
+            <w:u w:val="single"/>
+          </w:rPr>
+          <w:t xml:space="preserve">cnsa.fr</w:t>
+        </w:r>
+      </w:hyperlink>
+      <w:r>
+        <w:rPr>
+          <w:rFonts w:ascii="Calibri" w:cs="Calibri" w:eastAsia="Calibri" w:hAnsi="Calibri"/>
+          <w:color w:val="1F2937"/>
+          <w:sz w:val="22"/>
+          <w:szCs w:val="22"/>
+        </w:rPr>
+        <w:t xml:space="preserve"> (consultée le 05/08/2026). Source primaire : Légifrance, </w:t>
+      </w:r>
+      <w:hyperlink w:history="1" r:id="rIdlegi2026">
+        <w:r>
+          <w:rPr>
+            <w:rFonts w:ascii="Calibri" w:cs="Calibri" w:eastAsia="Calibri" w:hAnsi="Calibri"/>
+            <w:sz w:val="22"/>
+            <w:szCs w:val="22"/>
+            <w:color w:val="1155CC"/>
+            <w:u w:val="single"/>
+          </w:rPr>
+          <w:t xml:space="preserve">legifrance.gouv.fr</w:t>
+        </w:r>
+      </w:hyperlink>
+      <w:r>
+        <w:rPr>
+          <w:rFonts w:ascii="Calibri" w:cs="Calibri" w:eastAsia="Calibri" w:hAnsi="Calibri"/>
+          <w:color w:val="1F2937"/>
+          <w:sz w:val="22"/>
+          <w:szCs w:val="22"/>
+        </w:rPr>
+        <w:t xml:space="preserve"> — URL non testée directement le 05/08, réf. fournie par CNSA (liée le 12/09/2026).</w:t>
       </w:r>
     </w:p>
     <w:p>
@@ -1566,7 +1650,7 @@
           <w:sz w:val="20"/>
           <w:szCs w:val="20"/>
         </w:rPr>
-        <w:t xml:space="preserve">⚠️ Note : le décret est cité par la CNSA — source secondaire confirmant l'existence du texte ; le document legifrance.fr n'a pas été consulté directement pendant cette exécution.</w:t>
+        <w:t xml:space="preserve">⚠️ Note : le décret est cité par la CNSA — source secondaire confirmant l'existence du texte ; le document Légifrance n'a pas été consulté directement pendant cette exécution (lié le 12/09/2026).</w:t>
       </w:r>
     </w:p>
     <w:p>
@@ -1658,7 +1742,28 @@
           <w:sz w:val="22"/>
           <w:szCs w:val="22"/>
         </w:rPr>
-        <w:t xml:space="preserve">Source : CNSA — page principale SERAFIN-PH (consultée le 05/08/2026).</w:t>
+        <w:t xml:space="preserve">Source : CNSA — page principale SERAFIN-PH, </w:t>
+      </w:r>
+      <w:hyperlink w:history="1" r:id="rIdcnsa_page2026">
+        <w:r>
+          <w:rPr>
+            <w:rFonts w:ascii="Calibri" w:cs="Calibri" w:eastAsia="Calibri" w:hAnsi="Calibri"/>
+            <w:sz w:val="22"/>
+            <w:szCs w:val="22"/>
+            <w:color w:val="1155CC"/>
+            <w:u w:val="single"/>
+          </w:rPr>
+          <w:t xml:space="preserve">cnsa.fr</w:t>
+        </w:r>
+      </w:hyperlink>
+      <w:r>
+        <w:rPr>
+          <w:rFonts w:ascii="Calibri" w:cs="Calibri" w:eastAsia="Calibri" w:hAnsi="Calibri"/>
+          <w:color w:val="1F2937"/>
+          <w:sz w:val="22"/>
+          <w:szCs w:val="22"/>
+        </w:rPr>
+        <w:t xml:space="preserve"> (consultée le 05/08/2026).</w:t>
       </w:r>
     </w:p>
     <w:p>
@@ -2939,6 +3044,78 @@
           <w:szCs w:val="22"/>
         </w:rPr>
         <w:t xml:space="preserve"/>
+      </w:r>
+    </w:p>
+    <w:p>
+      <w:pPr>
+        <w:spacing w:after="120" w:before="320"/>
+      </w:pPr>
+      <w:r>
+        <w:rPr>
+          <w:rFonts w:ascii="Calibri" w:cs="Calibri" w:eastAsia="Calibri" w:hAnsi="Calibri"/>
+          <w:b/>
+          <w:bCs/>
+          <w:color w:val="1B3A6B"/>
+          <w:sz w:val="28"/>
+          <w:szCs w:val="28"/>
+        </w:rPr>
+        <w:t xml:space="preserve">📝 Journal des corrections — 12 septembre 2026</w:t>
+      </w:r>
+    </w:p>
+    <w:p>
+      <w:pPr>
+        <w:spacing w:after="80"/>
+      </w:pPr>
+      <w:r>
+        <w:rPr>
+          <w:rFonts w:ascii="Calibri" w:cs="Calibri" w:eastAsia="Calibri" w:hAnsi="Calibri"/>
+          <w:color w:val="1F2937"/>
+          <w:sz w:val="22"/>
+          <w:szCs w:val="22"/>
+        </w:rPr>
+        <w:t xml:space="preserve">Note produite le 05/08/2026, relue le 12/09/2026 au cours d'un contrôle d'attribution des 221 documents du dépôt (règle ⑭ : une page ou un site nommé comme source doit être lié). Contenu inchangé, sauf la date signalée ci-dessous.</w:t>
+      </w:r>
+    </w:p>
+    <w:p>
+      <w:pPr>
+        <w:spacing w:after="80"/>
+      </w:pPr>
+      <w:r>
+        <w:rPr>
+          <w:rFonts w:ascii="Calibri" w:cs="Calibri" w:eastAsia="Calibri" w:hAnsi="Calibri"/>
+          <w:color w:val="1F2937"/>
+          <w:sz w:val="22"/>
+          <w:szCs w:val="22"/>
+        </w:rPr>
+        <w:t xml:space="preserve">Chemins et sites nommés sans lien cliquable, chacun lié le 12/09/2026 à la page qu'il désigne, testée à 200 dans un navigateur (Légifrance : 403 pour l'agent du job, lisible dans un navigateur) : cnsa.fr → www.cnsa.fr/budget-et-financement/serafin-PH (1) ; legifrance.gouv.fr → www.legifrance.gouv.fr/jorf/id/JORFTEXT000054103861 (1).</w:t>
+      </w:r>
+    </w:p>
+    <w:p>
+      <w:pPr>
+        <w:spacing w:after="80"/>
+      </w:pPr>
+      <w:r>
+        <w:rPr>
+          <w:rFonts w:ascii="Calibri" w:cs="Calibri" w:eastAsia="Calibri" w:hAnsi="Calibri"/>
+          <w:color w:val="1F2937"/>
+          <w:sz w:val="22"/>
+          <w:szCs w:val="22"/>
+        </w:rPr>
+        <w:t xml:space="preserve">Un fait retouché en passant : « Décret publié au Journal officiel le 13 mai 2026 » — le 13 mai est la date de l'acte ; la publication au JO est du 16 mai 2026 (vérifié le 12/09/2026 sur les pages Qualineo et E-Solidarités qui citent le texte, Légifrance opposant un 403 à l'agent). Date d'acte et date de publication sont distinguées, comme la règle 2 l'impose.</w:t>
+      </w:r>
+    </w:p>
+    <w:p>
+      <w:pPr>
+        <w:spacing w:after="80"/>
+      </w:pPr>
+      <w:r>
+        <w:rPr>
+          <w:rFonts w:ascii="Calibri" w:cs="Calibri" w:eastAsia="Calibri" w:hAnsi="Calibri"/>
+          <w:color w:val="1F2937"/>
+          <w:sz w:val="22"/>
+          <w:szCs w:val="22"/>
+        </w:rPr>
+        <w:t xml:space="preserve">Deux lignes « Source : CNSA — page principale SERAFIN-PH » nommaient leur source sans domaine : cnsa.fr et legifrance.gouv.fr ajoutés et liés le 12/09/2026.</w:t>
       </w:r>
     </w:p>
     <w:sectPr>
